--- a/en/wisdom-stories/former-minister-at-the-seminar.docx
+++ b/en/wisdom-stories/former-minister-at-the-seminar.docx
@@ -4,148 +4,75 @@
   <w:body>
     <w:p>
       <w:pPr>
-        <w:spacing w:before="0" w:after="60"/>
-        <w:jc w:val="left"/>
+        <w:pStyle w:val="Title"/>
       </w:pPr>
       <w:r>
-        <w:rPr>
-          <w:rFonts w:ascii="Arial" w:hAnsi="Arial" w:eastAsia="Arial"/>
-          <w:i w:val="0"/>
-          <w:color w:val="000000"/>
-          <w:sz w:val="52"/>
-        </w:rPr>
-        <w:t>Former Minister at Seminar</w:t>
+        <w:t>The Former Minister’s Cup</w:t>
+      </w:r>
+    </w:p>
+    <w:p>
+      <w:pPr/>
+      <w:r>
+        <w:t>A former minister was invited to speak at a seminar. He stepped up to the lectern holding a plastic cup, but seemed distracted. Raising the cup, he took a deep breath and addressed the audience.</w:t>
+      </w:r>
+    </w:p>
+    <w:p>
+      <w:pPr/>
+      <w:r>
+        <w:t>“Last year I spoke from this same lectern,” he said. “The difference is that I was a minister then. I flew business class. A limousine and escort cars met me at the airport and took me to a luxury hotel suite. The next morning, the same limousine brought me here. There was a special welcome, an expensive porcelain cup of coffee, and a reserved seat. Yesterday, I paid for my own flight.</w:t>
+      </w:r>
+    </w:p>
+    <w:p>
+      <w:pPr/>
+      <w:r>
+        <w:t>“No one met me at the airport. I took a taxi to the hotel and found my own room. This morning, they checked my name on a list and let me in. I found a seat myself. When I asked for coffee, someone pointed to a machine in the hallway. That’s where I filled this plastic cup.”</w:t>
+      </w:r>
+    </w:p>
+    <w:p>
+      <w:pPr/>
+      <w:r>
+        <w:t>The audience laughed. “Last year’s porcelain cup wasn’t for me,” he continued. “It was for my position.” The room broke into applause. When it quieted, he added:</w:t>
       </w:r>
     </w:p>
     <w:p>
       <w:pPr>
-        <w:jc w:val="left"/>
+        <w:keepNext/>
       </w:pPr>
       <w:r>
-        <w:rPr>
-          <w:rFonts w:ascii="Arial" w:hAnsi="Arial" w:eastAsia="Arial"/>
-          <w:i w:val="0"/>
-          <w:color w:val="000000"/>
-          <w:sz w:val="22"/>
-        </w:rPr>
-        <w:t>A former minister was invited to a seminar. When it was his turn, he stood up on the podium with a plastic cup in his hand and began to speak. But it was clear that his mind was elsewhere. Suddenly, he raised the plastic cup, looked at it, and took a deep breath. He turned to the hall and said:</w:t>
+        <w:t>“That taught me something. The praise, privileges, and special treatment that come with office belong to the position, not to the person holding it. Once you leave, the porcelain cup becomes a plastic one. That is what you are entitled to, like everyone else.”</w:t>
       </w:r>
     </w:p>
     <w:p>
       <w:pPr>
-        <w:jc w:val="left"/>
+        <w:keepNext/>
+        <w:keepLines/>
+        <w:spacing w:before="160"/>
       </w:pPr>
       <w:r>
         <w:rPr>
-          <w:rFonts w:ascii="Arial" w:hAnsi="Arial" w:eastAsia="Arial"/>
-          <w:i w:val="0"/>
-          <w:color w:val="000000"/>
-          <w:sz w:val="22"/>
+          <w:b/>
         </w:rPr>
-        <w:t>— Do you know what I think? Last year, I spoke on this very podium. The only difference was that I was a minister then. When I came here, I had a business class ticket, a limousine and escort cars were waiting for me at the airport. They took me to a hotel. I rested in a luxury suite, and the next day I came here in the same limousine. A special welcome was arranged. While I was waiting for my speech, they offered me coffee in an expensive porcelain cup. Then they seated me in a specially designated place. But today I am not speaking to you as a minister. I flew here yesterday with a ticket I bought with my own money.</w:t>
+        <w:t>Moral:</w:t>
+      </w:r>
+      <w:r>
+        <w:t xml:space="preserve"> The respect shown to you is often for your position, not for yourself. Therefore, do not brag about your position — your true value will be seen when you leave.</w:t>
       </w:r>
     </w:p>
     <w:p>
       <w:pPr>
-        <w:jc w:val="left"/>
+        <w:spacing w:after="80"/>
       </w:pPr>
       <w:r>
         <w:rPr>
-          <w:rFonts w:ascii="Arial" w:hAnsi="Arial" w:eastAsia="Arial"/>
-          <w:i w:val="0"/>
-          <w:color w:val="000000"/>
-          <w:sz w:val="22"/>
+          <w:i/>
+          <w:sz w:val="18"/>
         </w:rPr>
-        <w:t>No one met me at the airport. I took a taxi to the hotel, and no one accompanied me to my room. When I came here this morning, they checked my ID against the list and let me in. Then I sat down in the first place I found in the hall. I wanted coffee, so they showed me the coffee machine in the hallway. So I went out and filled this plastic cup that you see here.</w:t>
-      </w:r>
-    </w:p>
-    <w:p>
-      <w:pPr>
-        <w:jc w:val="left"/>
-      </w:pPr>
-      <w:r>
-        <w:rPr>
-          <w:rFonts w:ascii="Arial" w:hAnsi="Arial" w:eastAsia="Arial"/>
-          <w:i w:val="0"/>
-          <w:color w:val="000000"/>
-          <w:sz w:val="22"/>
-        </w:rPr>
-        <w:t>The seminar participants had already started laughing. The former minister continued: “I think that last year’s coffee in an expensive cup was not for me, but for my position.” The hall erupted in applause. As soon as the applause died down, he said:</w:t>
-      </w:r>
-    </w:p>
-    <w:p>
-      <w:pPr>
-        <w:jc w:val="left"/>
-      </w:pPr>
-      <w:r>
-        <w:rPr>
-          <w:rFonts w:ascii="Arial" w:hAnsi="Arial" w:eastAsia="Arial"/>
-          <w:i w:val="0"/>
-          <w:color w:val="000000"/>
-          <w:sz w:val="22"/>
-        </w:rPr>
-        <w:t>— I want to share with you this important lesson that I learned: all praise, all services rendered are only for your rank, role, or position. None of them belong to you. Instead of the expensive cup that you used while you were in office, when you leave office, you will be given a plastic cup — that is, what you deserve.</w:t>
-      </w:r>
-    </w:p>
-    <w:p>
-      <w:pPr>
-        <w:pStyle w:val="Moral"/>
-        <w:keepNext/>
-        <w:keepLines/>
-        <w:widowControl/>
-        <w:spacing w:before="240" w:after="180" w:line="283" w:lineRule="auto"/>
-        <w:ind w:left="240" w:right="240"/>
-        <w:jc w:val="left"/>
-        <w:pBdr>
-          <w:top w:val="single" w:sz="8" w:space="7" w:color="E8D59A"/>
-          <w:left w:val="single" w:sz="32" w:space="11" w:color="C6A23A"/>
-          <w:bottom w:val="single" w:sz="8" w:space="7" w:color="E8D59A"/>
-          <w:right w:val="single" w:sz="8" w:space="11" w:color="E8D59A"/>
-        </w:pBdr>
-        <w:shd w:val="clear" w:color="auto" w:fill="FFF8E1"/>
-      </w:pPr>
-      <w:r>
-        <w:rPr>
-          <w:rFonts w:ascii="Arial" w:hAnsi="Arial" w:eastAsia="Arial" w:cs="Arial"/>
-          <w:b/>
-          <w:i w:val="0"/>
-          <w:color w:val="9A7417"/>
-          <w:sz w:val="22"/>
-        </w:rPr>
-        <w:t xml:space="preserve">Moral: </w:t>
-      </w:r>
-      <w:r>
-        <w:rPr>
-          <w:rFonts w:ascii="Arial" w:hAnsi="Arial" w:eastAsia="Arial" w:cs="Arial"/>
-          <w:b w:val="0"/>
-          <w:i w:val="0"/>
-          <w:color w:val="3F3826"/>
-          <w:sz w:val="22"/>
-        </w:rPr>
-        <w:t>The respect shown to you is often for your position, not for yourself. Therefore, do not brag about your position — your true value will be seen when you leave.</w:t>
-      </w:r>
-    </w:p>
-    <w:p>
-      <w:pPr>
-        <w:keepLines/>
-        <w:widowControl/>
-        <w:spacing w:before="60" w:after="0" w:line="240" w:lineRule="auto"/>
-        <w:jc w:val="right"/>
-      </w:pPr>
-      <w:r>
-        <w:rPr>
-          <w:rFonts w:ascii="Arial" w:hAnsi="Arial" w:eastAsia="Arial" w:cs="Arial"/>
-          <w:b w:val="0"/>
-          <w:i/>
-          <w:color w:val="8A7950"/>
-          <w:sz w:val="17"/>
-        </w:rPr>
-        <w:t>The story was obtained from open Internet sources.</w:t>
+        <w:t>Source: Publicly available internet sources.</w:t>
       </w:r>
     </w:p>
     <w:sectPr>
       <w:pgSz w:w="12240" w:h="15840"/>
-      <w:pgMar w:top="1440" w:right="1440" w:bottom="1440" w:left="1440" w:header="708" w:footer="708" w:gutter="0"/>
+      <w:pgMar w:top="1080" w:right="1224" w:bottom="1080" w:left="1224" w:header="720" w:footer="720" w:gutter="0"/>
       <w:cols w:space="720"/>
       <w:docGrid w:linePitch="360"/>
     </w:sectPr>
@@ -517,12 +444,14 @@
     <w:qFormat/>
     <w:rsid w:val="00FC693F"/>
     <w:pPr>
-      <w:spacing w:before="0" w:after="160" w:line="276" w:lineRule="auto"/>
+      <w:widowControl/>
+      <w:spacing w:after="120" w:line="259" w:lineRule="auto"/>
     </w:pPr>
     <w:rPr>
-      <w:rFonts w:ascii="Arial" w:hAnsi="Arial" w:eastAsia="Arial"/>
+      <w:rFonts w:ascii="Arial" w:hAnsi="Arial"/>
       <w:color w:val="000000"/>
       <w:sz w:val="22"/>
+      <w:lang w:val="en-US"/>
     </w:rPr>
   </w:style>
   <w:style w:type="paragraph" w:styleId="Header">
@@ -866,18 +795,17 @@
     <w:qFormat/>
     <w:rsid w:val="00FC693F"/>
     <w:pPr>
-      <w:pBdr>
-        <w:bottom w:val="single" w:sz="8" w:space="4" w:color="4F81BD" w:themeColor="accent1"/>
-      </w:pBdr>
-      <w:spacing w:after="300" w:line="240" w:lineRule="auto"/>
+      <w:keepNext/>
+      <w:spacing w:after="280" w:line="240" w:lineRule="auto"/>
       <w:contextualSpacing/>
     </w:pPr>
     <w:rPr>
-      <w:rFonts w:asciiTheme="majorHAnsi" w:eastAsiaTheme="majorEastAsia" w:hAnsiTheme="majorHAnsi" w:cstheme="majorBidi"/>
-      <w:color w:val="17365D" w:themeColor="text2" w:themeShade="BF"/>
+      <w:rFonts w:asciiTheme="majorHAnsi" w:eastAsiaTheme="majorEastAsia" w:hAnsiTheme="majorHAnsi" w:cstheme="majorBidi" w:ascii="Arial" w:hAnsi="Arial"/>
+      <w:b/>
+      <w:color w:val="000000"/>
       <w:spacing w:val="5"/>
       <w:kern w:val="28"/>
-      <w:sz w:val="52"/>
+      <w:sz w:val="34"/>
       <w:szCs w:val="52"/>
     </w:rPr>
   </w:style>
@@ -1353,9 +1281,6 @@
     <w:qFormat/>
     <w:rsid w:val="00FC693F"/>
     <w:pPr>
-      <w:pBdr>
-        <w:bottom w:val="single" w:sz="4" w:space="4" w:color="4F81BD" w:themeColor="accent1"/>
-      </w:pBdr>
       <w:spacing w:before="200" w:after="280"/>
       <w:ind w:left="936" w:right="936"/>
     </w:pPr>
@@ -12206,18 +12131,6 @@
         <w:shd w:val="clear" w:color="auto" w:fill="FBCAA2" w:themeFill="accent6" w:themeFillTint="7F"/>
       </w:tcPr>
     </w:tblStylePr>
-  </w:style>
-  <w:style w:type="paragraph" w:customStyle="1" w:styleId="Moral">
-    <w:name w:val="Moral"/>
-    <w:basedOn w:val="Normal"/>
-    <w:pPr>
-      <w:spacing w:before="160" w:after="0" w:line="276" w:lineRule="auto"/>
-    </w:pPr>
-    <w:rPr>
-      <w:rFonts w:ascii="Arial" w:hAnsi="Arial" w:eastAsia="Arial"/>
-      <w:i/>
-      <w:sz w:val="22"/>
-    </w:rPr>
   </w:style>
 </w:styles>
 </file>

--- a/en/wisdom-stories/former-minister-at-the-seminar.docx
+++ b/en/wisdom-stories/former-minister-at-the-seminar.docx
@@ -7,25 +7,25 @@
         <w:pStyle w:val="Title"/>
       </w:pPr>
       <w:r>
-        <w:t>The Former Minister’s Cup</w:t>
+        <w:t>The Former Minister at the Seminar</w:t>
       </w:r>
     </w:p>
     <w:p>
       <w:pPr/>
       <w:r>
-        <w:t>A former minister was invited to speak at a seminar. He stepped up to the lectern holding a plastic cup, but seemed distracted. Raising the cup, he took a deep breath and addressed the audience.</w:t>
+        <w:t>A former minister was invited to speak at a seminar. He stepped up to the lectern holding a plastic cup, but seemed distracted. Raising the cup, he let out a deep sigh and addressed the audience.</w:t>
       </w:r>
     </w:p>
     <w:p>
       <w:pPr/>
       <w:r>
-        <w:t>“Last year I spoke from this same lectern,” he said. “The difference is that I was a minister then. I flew business class. A limousine and escort cars met me at the airport and took me to a luxury hotel suite. The next morning, the same limousine brought me here. There was a special welcome, an expensive porcelain cup of coffee, and a reserved seat. Yesterday, I paid for my own flight.</w:t>
+        <w:t>“Do you know what I am thinking? Last year I spoke from this same lectern,” he said. “The difference is that I was a minister then. A business-class ticket had been bought for me. A limousine and escort cars met me at the airport and took me to a luxury hotel suite. The next morning, the same limousine brought me here. There was a special welcome, an expensive porcelain cup of coffee, and a reserved seat. But today I am not speaking before you as a minister. Yesterday, I paid for my own flight.</w:t>
       </w:r>
     </w:p>
     <w:p>
       <w:pPr/>
       <w:r>
-        <w:t>“No one met me at the airport. I took a taxi to the hotel and found my own room. This morning, they checked my name on a list and let me in. I found a seat myself. When I asked for coffee, someone pointed to a machine in the hallway. That’s where I filled this plastic cup.”</w:t>
+        <w:t>“No one met me at the airport. I took a taxi to the hotel and found my own room. This morning, they checked my document against the list and let me in. I found a seat myself. I felt like coffee, and they pointed me to the coffee machine in the hallway. That’s where I filled this plastic cup.”</w:t>
       </w:r>
     </w:p>
     <w:p>
@@ -39,7 +39,7 @@
         <w:keepNext/>
       </w:pPr>
       <w:r>
-        <w:t>“That taught me something. The praise, privileges, and special treatment that come with office belong to the position, not to the person holding it. Once you leave, the porcelain cup becomes a plastic one. That is what you are entitled to, like everyone else.”</w:t>
+        <w:t>“That taught me something. The praise, privileges, and special treatment that come with office belong only to your rank, your role, or your position, not to you. Once you leave, the porcelain cup becomes a plastic one. That is what you deserve.”</w:t>
       </w:r>
     </w:p>
     <w:p>
@@ -52,11 +52,9 @@
         <w:rPr>
           <w:b/>
         </w:rPr>
-        <w:t>Moral:</w:t>
+        <w:t>Moral: The respect shown to you is often for your position, not for yourself. Therefore, do not brag about your position — your true value will be seen when you leave.</w:t>
       </w:r>
-      <w:r>
-        <w:t xml:space="preserve"> The respect shown to you is often for your position, not for yourself. Therefore, do not brag about your position — your true value will be seen when you leave.</w:t>
-      </w:r>
+      <w:r/>
     </w:p>
     <w:p>
       <w:pPr>
@@ -67,7 +65,7 @@
           <w:i/>
           <w:sz w:val="18"/>
         </w:rPr>
-        <w:t>Source: Publicly available internet sources.</w:t>
+        <w:t>Stories are taken from open Internet sources; illustrations were created with AI.</w:t>
       </w:r>
     </w:p>
     <w:sectPr>
